--- a/zht/docx/048.content.docx
+++ b/zht/docx/048.content.docx
@@ -415,18 +415,12 @@
           <w:lang w:val="zh_TW" w:bidi="zh_TW"/>
         </w:rPr>
       </w:r>
-      <w:hyperlink r:id="rId13">
-        <w:r>
-          <w:rPr>
-            <w:lang w:val="zh_TW" w:bidi="zh_TW"/>
-          </w:rPr>
-          <w:rPr>
-            <w:color w:val="0000EE"/>
-            <w:u w:val="single"/>
-          </w:rPr>
-          <w:t>歷代志上29:6</w:t>
-        </w:r>
-      </w:hyperlink>
+      <w:r>
+        <w:rPr>
+          <w:lang w:val="zh_TW" w:bidi="zh_TW"/>
+        </w:rPr>
+        <w:t>歷代志上29:6</w:t>
+      </w:r>
     </w:p>
     <w:p>
       <w:pPr>
@@ -439,18 +433,12 @@
           <w:lang w:val="zh_TW" w:bidi="zh_TW"/>
         </w:rPr>
       </w:r>
-      <w:hyperlink r:id="rId14">
-        <w:r>
-          <w:rPr>
-            <w:lang w:val="zh_TW" w:bidi="zh_TW"/>
-          </w:rPr>
-          <w:rPr>
-            <w:color w:val="0000EE"/>
-            <w:u w:val="single"/>
-          </w:rPr>
-          <w:t>歷代志下35:7–9</w:t>
-        </w:r>
-      </w:hyperlink>
+      <w:r>
+        <w:rPr>
+          <w:lang w:val="zh_TW" w:bidi="zh_TW"/>
+        </w:rPr>
+        <w:t>歷代志下35:7–9</w:t>
+      </w:r>
     </w:p>
     <w:p>
       <w:pPr>
@@ -463,18 +451,12 @@
           <w:lang w:val="zh_TW" w:bidi="zh_TW"/>
         </w:rPr>
       </w:r>
-      <w:hyperlink r:id="rId15">
-        <w:r>
-          <w:rPr>
-            <w:lang w:val="zh_TW" w:bidi="zh_TW"/>
-          </w:rPr>
-          <w:rPr>
-            <w:color w:val="0000EE"/>
-            <w:u w:val="single"/>
-          </w:rPr>
-          <w:t>申命記12:17</w:t>
-        </w:r>
-      </w:hyperlink>
+      <w:r>
+        <w:rPr>
+          <w:lang w:val="zh_TW" w:bidi="zh_TW"/>
+        </w:rPr>
+        <w:t>申命記12:17</w:t>
+      </w:r>
     </w:p>
     <w:p>
       <w:pPr>
@@ -487,18 +469,12 @@
           <w:lang w:val="zh_TW" w:bidi="zh_TW"/>
         </w:rPr>
       </w:r>
-      <w:hyperlink r:id="rId16">
-        <w:r>
-          <w:rPr>
-            <w:lang w:val="zh_TW" w:bidi="zh_TW"/>
-          </w:rPr>
-          <w:rPr>
-            <w:color w:val="0000EE"/>
-            <w:u w:val="single"/>
-          </w:rPr>
-          <w:t>出埃及記36:2–4</w:t>
-        </w:r>
-      </w:hyperlink>
+      <w:r>
+        <w:rPr>
+          <w:lang w:val="zh_TW" w:bidi="zh_TW"/>
+        </w:rPr>
+        <w:t>出埃及記36:2–4</w:t>
+      </w:r>
     </w:p>
     <w:p>
       <w:pPr>
@@ -511,18 +487,12 @@
           <w:lang w:val="zh_TW" w:bidi="zh_TW"/>
         </w:rPr>
       </w:r>
-      <w:hyperlink r:id="rId17">
-        <w:r>
-          <w:rPr>
-            <w:lang w:val="zh_TW" w:bidi="zh_TW"/>
-          </w:rPr>
-          <w:rPr>
-            <w:color w:val="0000EE"/>
-            <w:u w:val="single"/>
-          </w:rPr>
-          <w:t>利未記7:15–16</w:t>
-        </w:r>
-      </w:hyperlink>
+      <w:r>
+        <w:rPr>
+          <w:lang w:val="zh_TW" w:bidi="zh_TW"/>
+        </w:rPr>
+        <w:t>利未記7:15–16</w:t>
+      </w:r>
     </w:p>
     <w:p>
       <w:pPr>
@@ -768,18 +738,12 @@
           <w:lang w:val="zh_TW" w:bidi="zh_TW"/>
         </w:rPr>
       </w:r>
-      <w:hyperlink r:id="rId18">
-        <w:r>
-          <w:rPr>
-            <w:lang w:val="zh_TW" w:bidi="zh_TW"/>
-          </w:rPr>
-          <w:rPr>
-            <w:color w:val="0000EE"/>
-            <w:u w:val="single"/>
-          </w:rPr>
-          <w:t>出埃及記4:1–3</w:t>
-        </w:r>
-      </w:hyperlink>
+      <w:r>
+        <w:rPr>
+          <w:lang w:val="zh_TW" w:bidi="zh_TW"/>
+        </w:rPr>
+        <w:t>出埃及記4:1–3</w:t>
+      </w:r>
     </w:p>
     <w:p>
       <w:pPr>
@@ -792,18 +756,12 @@
           <w:lang w:val="zh_TW" w:bidi="zh_TW"/>
         </w:rPr>
       </w:r>
-      <w:hyperlink r:id="rId19">
-        <w:r>
-          <w:rPr>
-            <w:lang w:val="zh_TW" w:bidi="zh_TW"/>
-          </w:rPr>
-          <w:rPr>
-            <w:color w:val="0000EE"/>
-            <w:u w:val="single"/>
-          </w:rPr>
-          <w:t>出埃及記7:9</w:t>
-        </w:r>
-      </w:hyperlink>
+      <w:r>
+        <w:rPr>
+          <w:lang w:val="zh_TW" w:bidi="zh_TW"/>
+        </w:rPr>
+        <w:t>出埃及記7:9</w:t>
+      </w:r>
     </w:p>
     <w:p>
       <w:pPr>
@@ -816,18 +774,12 @@
           <w:lang w:val="zh_TW" w:bidi="zh_TW"/>
         </w:rPr>
       </w:r>
-      <w:hyperlink r:id="rId20">
-        <w:r>
-          <w:rPr>
-            <w:lang w:val="zh_TW" w:bidi="zh_TW"/>
-          </w:rPr>
-          <w:rPr>
-            <w:color w:val="0000EE"/>
-            <w:u w:val="single"/>
-          </w:rPr>
-          <w:t>路加福音9:3</w:t>
-        </w:r>
-      </w:hyperlink>
+      <w:r>
+        <w:rPr>
+          <w:lang w:val="zh_TW" w:bidi="zh_TW"/>
+        </w:rPr>
+        <w:t>路加福音9:3</w:t>
+      </w:r>
     </w:p>
     <w:p>
       <w:pPr>
@@ -840,18 +792,12 @@
           <w:lang w:val="zh_TW" w:bidi="zh_TW"/>
         </w:rPr>
       </w:r>
-      <w:hyperlink r:id="rId21">
-        <w:r>
-          <w:rPr>
-            <w:lang w:val="zh_TW" w:bidi="zh_TW"/>
-          </w:rPr>
-          <w:rPr>
-            <w:color w:val="0000EE"/>
-            <w:u w:val="single"/>
-          </w:rPr>
-          <w:t>馬可福音6:7–9</w:t>
-        </w:r>
-      </w:hyperlink>
+      <w:r>
+        <w:rPr>
+          <w:lang w:val="zh_TW" w:bidi="zh_TW"/>
+        </w:rPr>
+        <w:t>馬可福音6:7–9</w:t>
+      </w:r>
     </w:p>
     <w:p>
       <w:pPr>
@@ -864,18 +810,12 @@
           <w:lang w:val="zh_TW" w:bidi="zh_TW"/>
         </w:rPr>
       </w:r>
-      <w:hyperlink r:id="rId22">
-        <w:r>
-          <w:rPr>
-            <w:lang w:val="zh_TW" w:bidi="zh_TW"/>
-          </w:rPr>
-          <w:rPr>
-            <w:color w:val="0000EE"/>
-            <w:u w:val="single"/>
-          </w:rPr>
-          <w:t>馬太福音10:8–10</w:t>
-        </w:r>
-      </w:hyperlink>
+      <w:r>
+        <w:rPr>
+          <w:lang w:val="zh_TW" w:bidi="zh_TW"/>
+        </w:rPr>
+        <w:t>馬太福音10:8–10</w:t>
+      </w:r>
     </w:p>
     <w:p>
       <w:pPr>
@@ -888,18 +828,12 @@
           <w:lang w:val="zh_TW" w:bidi="zh_TW"/>
         </w:rPr>
       </w:r>
-      <w:hyperlink r:id="rId23">
-        <w:r>
-          <w:rPr>
-            <w:lang w:val="zh_TW" w:bidi="zh_TW"/>
-          </w:rPr>
-          <w:rPr>
-            <w:color w:val="0000EE"/>
-            <w:u w:val="single"/>
-          </w:rPr>
-          <w:t>馬太福音27:29</w:t>
-        </w:r>
-      </w:hyperlink>
+      <w:r>
+        <w:rPr>
+          <w:lang w:val="zh_TW" w:bidi="zh_TW"/>
+        </w:rPr>
+        <w:t>馬太福音27:29</w:t>
+      </w:r>
     </w:p>
     <w:p>
       <w:pPr>
@@ -1186,18 +1120,12 @@
           <w:lang w:val="zh_TW" w:bidi="zh_TW"/>
         </w:rPr>
       </w:r>
-      <w:hyperlink r:id="rId24">
-        <w:r>
-          <w:rPr>
-            <w:lang w:val="zh_TW" w:bidi="zh_TW"/>
-          </w:rPr>
-          <w:rPr>
-            <w:color w:val="0000EE"/>
-            <w:u w:val="single"/>
-          </w:rPr>
-          <w:t>使徒行傳7:17–19</w:t>
-        </w:r>
-      </w:hyperlink>
+      <w:r>
+        <w:rPr>
+          <w:lang w:val="zh_TW" w:bidi="zh_TW"/>
+        </w:rPr>
+        <w:t>使徒行傳7:17–19</w:t>
+      </w:r>
     </w:p>
     <w:p>
       <w:pPr>
@@ -1210,18 +1138,12 @@
           <w:lang w:val="zh_TW" w:bidi="zh_TW"/>
         </w:rPr>
       </w:r>
-      <w:hyperlink r:id="rId25">
-        <w:r>
-          <w:rPr>
-            <w:lang w:val="zh_TW" w:bidi="zh_TW"/>
-          </w:rPr>
-          <w:rPr>
-            <w:color w:val="0000EE"/>
-            <w:u w:val="single"/>
-          </w:rPr>
-          <w:t>馬可福音3:13–16</w:t>
-        </w:r>
-      </w:hyperlink>
+      <w:r>
+        <w:rPr>
+          <w:lang w:val="zh_TW" w:bidi="zh_TW"/>
+        </w:rPr>
+        <w:t>馬可福音3:13–16</w:t>
+      </w:r>
     </w:p>
     <w:p>
       <w:pPr>
@@ -1234,18 +1156,12 @@
           <w:lang w:val="zh_TW" w:bidi="zh_TW"/>
         </w:rPr>
       </w:r>
-      <w:hyperlink r:id="rId26">
-        <w:r>
-          <w:rPr>
-            <w:lang w:val="zh_TW" w:bidi="zh_TW"/>
-          </w:rPr>
-          <w:rPr>
-            <w:color w:val="0000EE"/>
-            <w:u w:val="single"/>
-          </w:rPr>
-          <w:t>馬可福音9:29</w:t>
-        </w:r>
-      </w:hyperlink>
+      <w:r>
+        <w:rPr>
+          <w:lang w:val="zh_TW" w:bidi="zh_TW"/>
+        </w:rPr>
+        <w:t>馬可福音9:29</w:t>
+      </w:r>
     </w:p>
     <w:p>
       <w:pPr>
@@ -1258,18 +1174,12 @@
           <w:lang w:val="zh_TW" w:bidi="zh_TW"/>
         </w:rPr>
       </w:r>
-      <w:hyperlink r:id="rId27">
-        <w:r>
-          <w:rPr>
-            <w:lang w:val="zh_TW" w:bidi="zh_TW"/>
-          </w:rPr>
-          <w:rPr>
-            <w:color w:val="0000EE"/>
-            <w:u w:val="single"/>
-          </w:rPr>
-          <w:t>馬太福音7:21–23</w:t>
-        </w:r>
-      </w:hyperlink>
+      <w:r>
+        <w:rPr>
+          <w:lang w:val="zh_TW" w:bidi="zh_TW"/>
+        </w:rPr>
+        <w:t>馬太福音7:21–23</w:t>
+      </w:r>
     </w:p>
     <w:p>
       <w:pPr>
@@ -1282,18 +1192,12 @@
           <w:lang w:val="zh_TW" w:bidi="zh_TW"/>
         </w:rPr>
       </w:r>
-      <w:hyperlink r:id="rId28">
-        <w:r>
-          <w:rPr>
-            <w:lang w:val="zh_TW" w:bidi="zh_TW"/>
-          </w:rPr>
-          <w:rPr>
-            <w:color w:val="0000EE"/>
-            <w:u w:val="single"/>
-          </w:rPr>
-          <w:t>馬太福音9:32–34</w:t>
-        </w:r>
-      </w:hyperlink>
+      <w:r>
+        <w:rPr>
+          <w:lang w:val="zh_TW" w:bidi="zh_TW"/>
+        </w:rPr>
+        <w:t>馬太福音9:32–34</w:t>
+      </w:r>
     </w:p>
     <w:p>
       <w:pPr>
@@ -1306,18 +1210,12 @@
           <w:lang w:val="zh_TW" w:bidi="zh_TW"/>
         </w:rPr>
       </w:r>
-      <w:hyperlink r:id="rId29">
-        <w:r>
-          <w:rPr>
-            <w:lang w:val="zh_TW" w:bidi="zh_TW"/>
-          </w:rPr>
-          <w:rPr>
-            <w:color w:val="0000EE"/>
-            <w:u w:val="single"/>
-          </w:rPr>
-          <w:t>馬太福音12:24</w:t>
-        </w:r>
-      </w:hyperlink>
+      <w:r>
+        <w:rPr>
+          <w:lang w:val="zh_TW" w:bidi="zh_TW"/>
+        </w:rPr>
+        <w:t>馬太福音12:24</w:t>
+      </w:r>
     </w:p>
     <w:p>
       <w:pPr>
@@ -1330,18 +1228,12 @@
           <w:lang w:val="zh_TW" w:bidi="zh_TW"/>
         </w:rPr>
       </w:r>
-      <w:hyperlink r:id="rId30">
-        <w:r>
-          <w:rPr>
-            <w:lang w:val="zh_TW" w:bidi="zh_TW"/>
-          </w:rPr>
-          <w:rPr>
-            <w:color w:val="0000EE"/>
-            <w:u w:val="single"/>
-          </w:rPr>
-          <w:t>馬太福音17:19–21</w:t>
-        </w:r>
-      </w:hyperlink>
+      <w:r>
+        <w:rPr>
+          <w:lang w:val="zh_TW" w:bidi="zh_TW"/>
+        </w:rPr>
+        <w:t>馬太福音17:19–21</w:t>
+      </w:r>
     </w:p>
     <w:p>
       <w:pPr>
@@ -1581,18 +1473,12 @@
           <w:lang w:val="zh_TW" w:bidi="zh_TW"/>
         </w:rPr>
       </w:r>
-      <w:hyperlink r:id="rId31">
-        <w:r>
-          <w:rPr>
-            <w:lang w:val="zh_TW" w:bidi="zh_TW"/>
-          </w:rPr>
-          <w:rPr>
-            <w:color w:val="0000EE"/>
-            <w:u w:val="single"/>
-          </w:rPr>
-          <w:t>歴代志上27:28–29</w:t>
-        </w:r>
-      </w:hyperlink>
+      <w:r>
+        <w:rPr>
+          <w:lang w:val="zh_TW" w:bidi="zh_TW"/>
+        </w:rPr>
+        <w:t>歴代志上27:28–29</w:t>
+      </w:r>
     </w:p>
     <w:p>
       <w:pPr>
@@ -1605,18 +1491,12 @@
           <w:lang w:val="zh_TW" w:bidi="zh_TW"/>
         </w:rPr>
       </w:r>
-      <w:hyperlink r:id="rId32">
-        <w:r>
-          <w:rPr>
-            <w:lang w:val="zh_TW" w:bidi="zh_TW"/>
-          </w:rPr>
-          <w:rPr>
-            <w:color w:val="0000EE"/>
-            <w:u w:val="single"/>
-          </w:rPr>
-          <w:t>申命記6:10–12</w:t>
-        </w:r>
-      </w:hyperlink>
+      <w:r>
+        <w:rPr>
+          <w:lang w:val="zh_TW" w:bidi="zh_TW"/>
+        </w:rPr>
+        <w:t>申命記6:10–12</w:t>
+      </w:r>
     </w:p>
     <w:p>
       <w:pPr>
@@ -1629,18 +1509,12 @@
           <w:lang w:val="zh_TW" w:bidi="zh_TW"/>
         </w:rPr>
       </w:r>
-      <w:hyperlink r:id="rId33">
-        <w:r>
-          <w:rPr>
-            <w:lang w:val="zh_TW" w:bidi="zh_TW"/>
-          </w:rPr>
-          <w:rPr>
-            <w:color w:val="0000EE"/>
-            <w:u w:val="single"/>
-          </w:rPr>
-          <w:t>出埃及記23:10–11</w:t>
-        </w:r>
-      </w:hyperlink>
+      <w:r>
+        <w:rPr>
+          <w:lang w:val="zh_TW" w:bidi="zh_TW"/>
+        </w:rPr>
+        <w:t>出埃及記23:10–11</w:t>
+      </w:r>
     </w:p>
     <w:p>
       <w:pPr>
@@ -1653,18 +1527,12 @@
           <w:lang w:val="zh_TW" w:bidi="zh_TW"/>
         </w:rPr>
       </w:r>
-      <w:hyperlink r:id="rId34">
-        <w:r>
-          <w:rPr>
-            <w:lang w:val="zh_TW" w:bidi="zh_TW"/>
-          </w:rPr>
-          <w:rPr>
-            <w:color w:val="0000EE"/>
-            <w:u w:val="single"/>
-          </w:rPr>
-          <w:t>創世記8:11</w:t>
-        </w:r>
-      </w:hyperlink>
+      <w:r>
+        <w:rPr>
+          <w:lang w:val="zh_TW" w:bidi="zh_TW"/>
+        </w:rPr>
+        <w:t>創世記8:11</w:t>
+      </w:r>
     </w:p>
     <w:p>
       <w:pPr>
@@ -1677,18 +1545,12 @@
           <w:lang w:val="zh_TW" w:bidi="zh_TW"/>
         </w:rPr>
       </w:r>
-      <w:hyperlink r:id="rId35">
-        <w:r>
-          <w:rPr>
-            <w:lang w:val="zh_TW" w:bidi="zh_TW"/>
-          </w:rPr>
-          <w:rPr>
-            <w:color w:val="0000EE"/>
-            <w:u w:val="single"/>
-          </w:rPr>
-          <w:t>雅各書3:12</w:t>
-        </w:r>
-      </w:hyperlink>
+      <w:r>
+        <w:rPr>
+          <w:lang w:val="zh_TW" w:bidi="zh_TW"/>
+        </w:rPr>
+        <w:t>雅各書3:12</w:t>
+      </w:r>
     </w:p>
     <w:p>
       <w:pPr>
@@ -1701,18 +1563,12 @@
           <w:lang w:val="zh_TW" w:bidi="zh_TW"/>
         </w:rPr>
       </w:r>
-      <w:hyperlink r:id="rId36">
-        <w:r>
-          <w:rPr>
-            <w:lang w:val="zh_TW" w:bidi="zh_TW"/>
-          </w:rPr>
-          <w:rPr>
-            <w:color w:val="0000EE"/>
-            <w:u w:val="single"/>
-          </w:rPr>
-          <w:t>路加福音16:6</w:t>
-        </w:r>
-      </w:hyperlink>
+      <w:r>
+        <w:rPr>
+          <w:lang w:val="zh_TW" w:bidi="zh_TW"/>
+        </w:rPr>
+        <w:t>路加福音16:6</w:t>
+      </w:r>
     </w:p>
     <w:p>
       <w:pPr>
@@ -1725,18 +1581,12 @@
           <w:lang w:val="zh_TW" w:bidi="zh_TW"/>
         </w:rPr>
       </w:r>
-      <w:hyperlink r:id="rId37">
-        <w:r>
-          <w:rPr>
-            <w:lang w:val="zh_TW" w:bidi="zh_TW"/>
-          </w:rPr>
-          <w:rPr>
-            <w:color w:val="0000EE"/>
-            <w:u w:val="single"/>
-          </w:rPr>
-          <w:t>詩篇52:8</w:t>
-        </w:r>
-      </w:hyperlink>
+      <w:r>
+        <w:rPr>
+          <w:lang w:val="zh_TW" w:bidi="zh_TW"/>
+        </w:rPr>
+        <w:t>詩篇52:8</w:t>
+      </w:r>
     </w:p>
     <w:p>
       <w:pPr>
@@ -1978,18 +1828,12 @@
           <w:lang w:val="zh_TW" w:bidi="zh_TW"/>
         </w:rPr>
       </w:r>
-      <w:hyperlink r:id="rId38">
-        <w:r>
-          <w:rPr>
-            <w:lang w:val="zh_TW" w:bidi="zh_TW"/>
-          </w:rPr>
-          <w:rPr>
-            <w:color w:val="0000EE"/>
-            <w:u w:val="single"/>
-          </w:rPr>
-          <w:t>路加福音19:29</w:t>
-        </w:r>
-      </w:hyperlink>
+      <w:r>
+        <w:rPr>
+          <w:lang w:val="zh_TW" w:bidi="zh_TW"/>
+        </w:rPr>
+        <w:t>路加福音19:29</w:t>
+      </w:r>
     </w:p>
     <w:p>
       <w:pPr>
@@ -2002,18 +1846,12 @@
           <w:lang w:val="zh_TW" w:bidi="zh_TW"/>
         </w:rPr>
       </w:r>
-      <w:hyperlink r:id="rId39">
-        <w:r>
-          <w:rPr>
-            <w:lang w:val="zh_TW" w:bidi="zh_TW"/>
-          </w:rPr>
-          <w:rPr>
-            <w:color w:val="0000EE"/>
-            <w:u w:val="single"/>
-          </w:rPr>
-          <w:t>路加福音19:37</w:t>
-        </w:r>
-      </w:hyperlink>
+      <w:r>
+        <w:rPr>
+          <w:lang w:val="zh_TW" w:bidi="zh_TW"/>
+        </w:rPr>
+        <w:t>路加福音19:37</w:t>
+      </w:r>
     </w:p>
     <w:p>
       <w:pPr>
@@ -2026,18 +1864,12 @@
           <w:lang w:val="zh_TW" w:bidi="zh_TW"/>
         </w:rPr>
       </w:r>
-      <w:hyperlink r:id="rId40">
-        <w:r>
-          <w:rPr>
-            <w:lang w:val="zh_TW" w:bidi="zh_TW"/>
-          </w:rPr>
-          <w:rPr>
-            <w:color w:val="0000EE"/>
-            <w:u w:val="single"/>
-          </w:rPr>
-          <w:t>馬可福音13:3</w:t>
-        </w:r>
-      </w:hyperlink>
+      <w:r>
+        <w:rPr>
+          <w:lang w:val="zh_TW" w:bidi="zh_TW"/>
+        </w:rPr>
+        <w:t>馬可福音13:3</w:t>
+      </w:r>
     </w:p>
     <w:p>
       <w:pPr>
@@ -2050,18 +1882,12 @@
           <w:lang w:val="zh_TW" w:bidi="zh_TW"/>
         </w:rPr>
       </w:r>
-      <w:hyperlink r:id="rId41">
-        <w:r>
-          <w:rPr>
-            <w:lang w:val="zh_TW" w:bidi="zh_TW"/>
-          </w:rPr>
-          <w:rPr>
-            <w:color w:val="0000EE"/>
-            <w:u w:val="single"/>
-          </w:rPr>
-          <w:t>馬太福音21:1–3</w:t>
-        </w:r>
-      </w:hyperlink>
+      <w:r>
+        <w:rPr>
+          <w:lang w:val="zh_TW" w:bidi="zh_TW"/>
+        </w:rPr>
+        <w:t>馬太福音21:1–3</w:t>
+      </w:r>
     </w:p>
     <w:p>
       <w:pPr>
@@ -2074,18 +1900,12 @@
           <w:lang w:val="zh_TW" w:bidi="zh_TW"/>
         </w:rPr>
       </w:r>
-      <w:hyperlink r:id="rId42">
-        <w:r>
-          <w:rPr>
-            <w:lang w:val="zh_TW" w:bidi="zh_TW"/>
-          </w:rPr>
-          <w:rPr>
-            <w:color w:val="0000EE"/>
-            <w:u w:val="single"/>
-          </w:rPr>
-          <w:t>馬太福音24:3–5</w:t>
-        </w:r>
-      </w:hyperlink>
+      <w:r>
+        <w:rPr>
+          <w:lang w:val="zh_TW" w:bidi="zh_TW"/>
+        </w:rPr>
+        <w:t>馬太福音24:3–5</w:t>
+      </w:r>
     </w:p>
     <w:p>
       <w:pPr>
@@ -2098,18 +1918,12 @@
           <w:lang w:val="zh_TW" w:bidi="zh_TW"/>
         </w:rPr>
       </w:r>
-      <w:hyperlink r:id="rId43">
-        <w:r>
-          <w:rPr>
-            <w:lang w:val="zh_TW" w:bidi="zh_TW"/>
-          </w:rPr>
-          <w:rPr>
-            <w:color w:val="0000EE"/>
-            <w:u w:val="single"/>
-          </w:rPr>
-          <w:t>馬太福音26:30</w:t>
-        </w:r>
-      </w:hyperlink>
+      <w:r>
+        <w:rPr>
+          <w:lang w:val="zh_TW" w:bidi="zh_TW"/>
+        </w:rPr>
+        <w:t>馬太福音26:30</w:t>
+      </w:r>
     </w:p>
     <w:p>
       <w:pPr>

--- a/zht/docx/048.content.docx
+++ b/zht/docx/048.content.docx
@@ -677,19 +677,7 @@
         <w:rPr>
           <w:lang w:val="zh_TW" w:bidi="zh_TW"/>
         </w:rPr>
-        <w:t>、</w:t>
-      </w:r>
-      <w:r>
-        <w:rPr>
-          <w:lang w:val="zh_TW" w:bidi="zh_TW"/>
-        </w:rPr>
-        <w:t>權力</w:t>
-      </w:r>
-      <w:r>
-        <w:rPr>
-          <w:lang w:val="zh_TW" w:bidi="zh_TW"/>
-        </w:rPr>
-        <w:t>、</w:t>
+        <w:t>、權力、</w:t>
       </w:r>
       <w:r>
         <w:rPr>
@@ -1424,19 +1412,7 @@
         <w:rPr>
           <w:lang w:val="zh_TW" w:bidi="zh_TW"/>
         </w:rPr>
-        <w:t>、</w:t>
-      </w:r>
-      <w:r>
-        <w:rPr>
-          <w:lang w:val="zh_TW" w:bidi="zh_TW"/>
-        </w:rPr>
-        <w:t>海</w:t>
-      </w:r>
-      <w:r>
-        <w:rPr>
-          <w:lang w:val="zh_TW" w:bidi="zh_TW"/>
-        </w:rPr>
-        <w:t>、</w:t>
+        <w:t>、海、</w:t>
       </w:r>
       <w:r>
         <w:rPr>
